--- a/assets/data/Mindset3- Audio Scripts.docx
+++ b/assets/data/Mindset3- Audio Scripts.docx
@@ -1,204 +1,169 @@
 
 <file path=word/document.xml><?xml version="1.0" encoding="utf-8"?>
-<w:document xmlns:wpc="http://schemas.microsoft.com/office/word/2010/wordprocessingCanvas" xmlns:cx="http://schemas.microsoft.com/office/drawing/2014/chartex" xmlns:cx1="http://schemas.microsoft.com/office/drawing/2015/9/8/chartex" xmlns:cx2="http://schemas.microsoft.com/office/drawing/2015/10/21/chartex" xmlns:cx3="http://schemas.microsoft.com/office/drawing/2016/5/9/chartex" xmlns:cx4="http://schemas.microsoft.com/office/drawing/2016/5/10/chartex" xmlns:cx5="http://schemas.microsoft.com/office/drawing/2016/5/11/chartex" xmlns:cx6="http://schemas.microsoft.com/office/drawing/2016/5/12/chartex" xmlns:cx7="http://schemas.microsoft.com/office/drawing/2016/5/13/chartex" xmlns:cx8="http://schemas.microsoft.com/office/drawing/2016/5/14/chartex" xmlns:mc="http://schemas.openxmlformats.org/markup-compatibility/2006" xmlns:aink="http://schemas.microsoft.com/office/drawing/2016/ink" xmlns:am3d="http://schemas.microsoft.com/office/drawing/2017/model3d" xmlns:o="urn:schemas-microsoft-com:office:office" xmlns:oel="http://schemas.microsoft.com/office/2019/extlst" xmlns:r="http://schemas.openxmlformats.org/officeDocument/2006/relationships" xmlns:m="http://schemas.openxmlformats.org/officeDocument/2006/math" xmlns:v="urn:schemas-microsoft-com:vml" xmlns:wp14="http://schemas.microsoft.com/office/word/2010/wordprocessingDrawing" xmlns:wp="http://schemas.openxmlformats.org/drawingml/2006/wordprocessingDrawing" xmlns:w10="urn:schemas-microsoft-com:office:word" xmlns:w="http://schemas.openxmlformats.org/wordprocessingml/2006/main" xmlns:w14="http://schemas.microsoft.com/office/word/2010/wordml" xmlns:w15="http://schemas.microsoft.com/office/word/2012/wordml" xmlns:w16cex="http://schemas.microsoft.com/office/word/2018/wordml/cex" xmlns:w16cid="http://schemas.microsoft.com/office/word/2016/wordml/cid" xmlns:w16="http://schemas.microsoft.com/office/word/2018/wordml" xmlns:w16du="http://schemas.microsoft.com/office/word/2023/wordml/word16du" xmlns:w16sdtdh="http://schemas.microsoft.com/office/word/2020/wordml/sdtdatahash" xmlns:w16sdtfl="http://schemas.microsoft.com/office/word/2024/wordml/sdtformatlock" xmlns:w16se="http://schemas.microsoft.com/office/word/2015/wordml/symex" xmlns:wpg="http://schemas.microsoft.com/office/word/2010/wordprocessingGroup" xmlns:wpi="http://schemas.microsoft.com/office/word/2010/wordprocessingInk" xmlns:wne="http://schemas.microsoft.com/office/word/2006/wordml" xmlns:wps="http://schemas.microsoft.com/office/word/2010/wordprocessingShape" mc:Ignorable="w14 w15 w16se w16cid w16 w16cex w16sdtdh w16sdtfl w16du wp14">
+<w:document xmlns:wpc="http://schemas.microsoft.com/office/word/2010/wordprocessingCanvas" xmlns:cx="http://schemas.microsoft.com/office/drawing/2014/chartex" xmlns:cx1="http://schemas.microsoft.com/office/drawing/2015/9/8/chartex" xmlns:cx2="http://schemas.microsoft.com/office/drawing/2015/10/21/chartex" xmlns:cx3="http://schemas.microsoft.com/office/drawing/2016/5/9/chartex" xmlns:cx4="http://schemas.microsoft.com/office/drawing/2016/5/10/chartex" xmlns:cx5="http://schemas.microsoft.com/office/drawing/2016/5/11/chartex" xmlns:cx6="http://schemas.microsoft.com/office/drawing/2016/5/12/chartex" xmlns:cx7="http://schemas.microsoft.com/office/drawing/2016/5/13/chartex" xmlns:cx8="http://schemas.microsoft.com/office/drawing/2016/5/14/chartex" xmlns:mc="http://schemas.openxmlformats.org/markup-compatibility/2006" xmlns:aink="http://schemas.microsoft.com/office/drawing/2016/ink" xmlns:am3d="http://schemas.microsoft.com/office/drawing/2017/model3d" xmlns:o="urn:schemas-microsoft-com:office:office" xmlns:oel="http://schemas.microsoft.com/office/2019/extlst" xmlns:r="http://schemas.openxmlformats.org/officeDocument/2006/relationships" xmlns:m="http://schemas.openxmlformats.org/officeDocument/2006/math" xmlns:v="urn:schemas-microsoft-com:vml" xmlns:wp14="http://schemas.microsoft.com/office/word/2010/wordprocessingDrawing" xmlns:wp="http://schemas.openxmlformats.org/drawingml/2006/wordprocessingDrawing" xmlns:w10="urn:schemas-microsoft-com:office:word" xmlns:w="http://schemas.openxmlformats.org/wordprocessingml/2006/main" xmlns:w14="http://schemas.microsoft.com/office/word/2010/wordml" xmlns:w15="http://schemas.microsoft.com/office/word/2012/wordml" xmlns:w16cex="http://schemas.microsoft.com/office/word/2018/wordml/cex" xmlns:w16cid="http://schemas.microsoft.com/office/word/2016/wordml/cid" xmlns:w16="http://schemas.microsoft.com/office/word/2018/wordml" xmlns:w16sdtdh="http://schemas.microsoft.com/office/word/2020/wordml/sdtdatahash" xmlns:w16se="http://schemas.microsoft.com/office/word/2015/wordml/symex" xmlns:wpg="http://schemas.microsoft.com/office/word/2010/wordprocessingGroup" xmlns:wpi="http://schemas.microsoft.com/office/word/2010/wordprocessingInk" xmlns:wne="http://schemas.microsoft.com/office/word/2006/wordml" xmlns:wps="http://schemas.microsoft.com/office/word/2010/wordprocessingShape" mc:Ignorable="w14 w15 w16se w16cid w16 w16cex w16sdtdh wp14">
   <w:body>
     <w:p>
       <w:pPr>
-        <w:spacing w:line="278" w:lineRule="auto"/>
-        <w:rPr>
-          <w:rFonts w:ascii="Source Sans 3" w:hAnsi="Source Sans 3"/>
+        <w:tabs>
+          <w:tab w:val="left" w:pos="4413"/>
+        </w:tabs>
+        <w:rPr>
+          <w:rFonts w:ascii="Source Sans 3" w:hAnsi="Source Sans 3"/>
+          <w:sz w:val="23"/>
+          <w:szCs w:val="23"/>
         </w:rPr>
       </w:pPr>
       <w:r>
         <w:rPr>
           <w:rFonts w:ascii="Source Sans 3" w:hAnsi="Source Sans 3"/>
-        </w:rPr>
-        <w:t>[</w:t>
-      </w:r>
-      <w:proofErr w:type="spellStart"/>
-      <w:r>
-        <w:rPr>
-          <w:rFonts w:ascii="Source Sans 3" w:hAnsi="Source Sans 3"/>
-        </w:rPr>
-        <w:t>AudioStart</w:t>
-      </w:r>
-      <w:proofErr w:type="spellEnd"/>
-      <w:r>
-        <w:rPr>
-          <w:rFonts w:ascii="Source Sans 3" w:hAnsi="Source Sans 3"/>
-        </w:rPr>
-        <w:t>: MindsetIELTS_L3_0</w:t>
-      </w:r>
-      <w:r>
-        <w:rPr>
-          <w:rFonts w:ascii="Source Sans 3" w:hAnsi="Source Sans 3"/>
-        </w:rPr>
-        <w:t>2</w:t>
-      </w:r>
-      <w:r>
-        <w:rPr>
-          <w:rFonts w:ascii="Source Sans 3" w:hAnsi="Source Sans 3"/>
-        </w:rPr>
-        <w:t>.mp3] Guide: Ladies and gentlemen, welcome to the Museum of London Life. [00:00:06.</w:t>
+          <w:b/>
+          <w:bCs/>
+          <w:sz w:val="23"/>
+          <w:szCs w:val="23"/>
+        </w:rPr>
+        <w:t xml:space="preserve">Guide: </w:t>
+      </w:r>
+      <w:r>
+        <w:rPr>
+          <w:rFonts w:ascii="Source Sans 3" w:hAnsi="Source Sans 3"/>
+          <w:sz w:val="23"/>
+          <w:szCs w:val="23"/>
+        </w:rPr>
+        <w:t xml:space="preserve">Ladies and gentlemen, welcome to the Museum of London Life. My name's Peter, and I'll be your guide, taking you through your exciting visit, which lasts for approximately ninety minutes, and traces the history of this vast and ever-changing city. But before we eventually arrive back here in the present, we begin our </w:t>
       </w:r>
       <w:proofErr w:type="gramStart"/>
       <w:r>
         <w:rPr>
           <w:rFonts w:ascii="Source Sans 3" w:hAnsi="Source Sans 3"/>
-        </w:rPr>
-        <w:t>296]My</w:t>
+          <w:sz w:val="23"/>
+          <w:szCs w:val="23"/>
+        </w:rPr>
+        <w:t>walk in</w:t>
       </w:r>
       <w:proofErr w:type="gramEnd"/>
       <w:r>
         <w:rPr>
           <w:rFonts w:ascii="Source Sans 3" w:hAnsi="Source Sans 3"/>
-        </w:rPr>
-        <w:t xml:space="preserve"> name's Peter, and I'll be your guide, taking you through your exciting visit, which lasts for approximately ninety minutes, and traces the history of this vast and ever-changing city. [00:00:17.</w:t>
+          <w:sz w:val="23"/>
+          <w:szCs w:val="23"/>
+        </w:rPr>
+        <w:t xml:space="preserve"> </w:t>
+      </w:r>
+      <w:r>
+        <w:rPr>
+          <w:rFonts w:ascii="Source Sans 3" w:hAnsi="Source Sans 3"/>
+          <w:sz w:val="23"/>
+          <w:szCs w:val="23"/>
+          <w:u w:val="single"/>
+        </w:rPr>
+        <w:t>ancient</w:t>
+      </w:r>
+      <w:r>
+        <w:rPr>
+          <w:rFonts w:ascii="Source Sans 3" w:hAnsi="Source Sans 3"/>
+          <w:sz w:val="23"/>
+          <w:szCs w:val="23"/>
+        </w:rPr>
+        <w:t xml:space="preserve"> London, where we're going to take a look at life from the point of view of </w:t>
+      </w:r>
+      <w:r>
+        <w:rPr>
+          <w:rFonts w:ascii="Source Sans 3" w:hAnsi="Source Sans 3"/>
+          <w:sz w:val="23"/>
+          <w:szCs w:val="23"/>
+          <w:u w:val="single"/>
+        </w:rPr>
+        <w:t>prehistoric</w:t>
+      </w:r>
+      <w:r>
+        <w:rPr>
+          <w:rFonts w:ascii="Source Sans 3" w:hAnsi="Source Sans 3"/>
+          <w:sz w:val="23"/>
+          <w:szCs w:val="23"/>
+        </w:rPr>
+        <w:t xml:space="preserve"> men, women and children, looking at how they lived thousands of years ago, when all this around us was fields. At this point, London was little more than a few settlements dotted about here and there.</w:t>
+      </w:r>
+      <w:r>
+        <w:rPr>
+          <w:rFonts w:ascii="Source Sans 3" w:hAnsi="Source Sans 3"/>
+          <w:sz w:val="23"/>
+          <w:szCs w:val="23"/>
+        </w:rPr>
+        <w:t xml:space="preserve"> </w:t>
+      </w:r>
+      <w:r>
+        <w:rPr>
+          <w:rFonts w:ascii="Source Sans 3" w:hAnsi="Source Sans 3"/>
+          <w:sz w:val="23"/>
+          <w:szCs w:val="23"/>
+        </w:rPr>
+        <w:t xml:space="preserve">Certainly nothing like the </w:t>
       </w:r>
       <w:proofErr w:type="gramStart"/>
       <w:r>
         <w:rPr>
           <w:rFonts w:ascii="Source Sans 3" w:hAnsi="Source Sans 3"/>
-        </w:rPr>
-        <w:t>778]But</w:t>
+          <w:sz w:val="23"/>
+          <w:szCs w:val="23"/>
+        </w:rPr>
+        <w:t>metropolis</w:t>
       </w:r>
       <w:proofErr w:type="gramEnd"/>
       <w:r>
         <w:rPr>
           <w:rFonts w:ascii="Source Sans 3" w:hAnsi="Source Sans 3"/>
-        </w:rPr>
-        <w:t xml:space="preserve"> before we eventually arrive back here in the present, we begin our </w:t>
-      </w:r>
-      <w:proofErr w:type="gramStart"/>
-      <w:r>
-        <w:rPr>
-          <w:rFonts w:ascii="Source Sans 3" w:hAnsi="Source Sans 3"/>
-        </w:rPr>
-        <w:t>walk in</w:t>
-      </w:r>
-      <w:proofErr w:type="gramEnd"/>
-      <w:r>
-        <w:rPr>
-          <w:rFonts w:ascii="Source Sans 3" w:hAnsi="Source Sans 3"/>
-        </w:rPr>
-        <w:t xml:space="preserve"> ancient London, where we're going to take a look at life from the point of view of prehistoric men, women and children, looking at how they lived thousands of years ago, when all this around us was fields. [00:00:37.</w:t>
-      </w:r>
-      <w:proofErr w:type="gramStart"/>
-      <w:r>
-        <w:rPr>
-          <w:rFonts w:ascii="Source Sans 3" w:hAnsi="Source Sans 3"/>
-        </w:rPr>
-        <w:t>499]At</w:t>
-      </w:r>
-      <w:proofErr w:type="gramEnd"/>
-      <w:r>
-        <w:rPr>
-          <w:rFonts w:ascii="Source Sans 3" w:hAnsi="Source Sans 3"/>
-        </w:rPr>
-        <w:t xml:space="preserve"> this point, London was little more than a few settlements dotted about here and there. Certainly nothing like the </w:t>
-      </w:r>
-      <w:proofErr w:type="gramStart"/>
-      <w:r>
-        <w:rPr>
-          <w:rFonts w:ascii="Source Sans 3" w:hAnsi="Source Sans 3"/>
-        </w:rPr>
-        <w:t>metropolis</w:t>
-      </w:r>
-      <w:proofErr w:type="gramEnd"/>
-      <w:r>
-        <w:rPr>
-          <w:rFonts w:ascii="Source Sans 3" w:hAnsi="Source Sans 3"/>
-        </w:rPr>
-        <w:t xml:space="preserve"> you see surrounding you today. [00:00:48.</w:t>
-      </w:r>
-      <w:proofErr w:type="gramStart"/>
-      <w:r>
-        <w:rPr>
-          <w:rFonts w:ascii="Source Sans 3" w:hAnsi="Source Sans 3"/>
-        </w:rPr>
-        <w:t>338]So</w:t>
-      </w:r>
-      <w:proofErr w:type="gramEnd"/>
-      <w:r>
-        <w:rPr>
-          <w:rFonts w:ascii="Source Sans 3" w:hAnsi="Source Sans 3"/>
-        </w:rPr>
-        <w:t xml:space="preserve">, from there, the walk allows you to see the city grow as you progress through the exhibits and take in the fascinating pieces of history that have been found and donated to the museum over the years - including maps, photos, images and thousands of other </w:t>
-      </w:r>
-      <w:proofErr w:type="gramStart"/>
-      <w:r>
-        <w:rPr>
-          <w:rFonts w:ascii="Source Sans 3" w:hAnsi="Source Sans 3"/>
-        </w:rPr>
-        <w:t>objects  there</w:t>
-      </w:r>
-      <w:proofErr w:type="gramEnd"/>
-      <w:r>
-        <w:rPr>
-          <w:rFonts w:ascii="Source Sans 3" w:hAnsi="Source Sans 3"/>
-        </w:rPr>
-        <w:t>. [00:01:07.</w:t>
-      </w:r>
-      <w:proofErr w:type="gramStart"/>
-      <w:r>
-        <w:rPr>
-          <w:rFonts w:ascii="Source Sans 3" w:hAnsi="Source Sans 3"/>
-        </w:rPr>
-        <w:t>131]And</w:t>
-      </w:r>
-      <w:proofErr w:type="gramEnd"/>
-      <w:r>
-        <w:rPr>
-          <w:rFonts w:ascii="Source Sans 3" w:hAnsi="Source Sans 3"/>
-        </w:rPr>
-        <w:t xml:space="preserve"> finally, when we leave the part of the exhibition called 'Contemporary London', we'll move away from our present, here in the 21st century, and head off into</w:t>
-      </w:r>
-      <w:r>
-        <w:rPr>
-          <w:rFonts w:ascii="Source Sans 3" w:hAnsi="Source Sans 3"/>
-        </w:rPr>
-        <w:t xml:space="preserve"> </w:t>
-      </w:r>
-      <w:r>
-        <w:rPr>
-          <w:rFonts w:ascii="Source Sans 3" w:hAnsi="Source Sans 3"/>
-        </w:rPr>
-        <w:t>the 22nd</w:t>
-      </w:r>
-      <w:proofErr w:type="gramStart"/>
-      <w:r>
-        <w:rPr>
-          <w:rFonts w:ascii="Source Sans 3" w:hAnsi="Source Sans 3"/>
-        </w:rPr>
-        <w:t>. .</w:t>
-      </w:r>
-      <w:proofErr w:type="gramEnd"/>
-      <w:r>
-        <w:rPr>
-          <w:rFonts w:ascii="Source Sans 3" w:hAnsi="Source Sans 3"/>
-        </w:rPr>
-        <w:t xml:space="preserve"> [</w:t>
-      </w:r>
-      <w:proofErr w:type="spellStart"/>
-      <w:r>
-        <w:rPr>
-          <w:rFonts w:ascii="Source Sans 3" w:hAnsi="Source Sans 3"/>
-        </w:rPr>
-        <w:t>AudioEnd</w:t>
-      </w:r>
-      <w:proofErr w:type="spellEnd"/>
-      <w:r>
-        <w:rPr>
-          <w:rFonts w:ascii="Source Sans 3" w:hAnsi="Source Sans 3"/>
-        </w:rPr>
-        <w:t>]</w:t>
+          <w:sz w:val="23"/>
+          <w:szCs w:val="23"/>
+        </w:rPr>
+        <w:t xml:space="preserve"> you see surrounding you today. So, from there, the walk allows you to see the city grow as you progress through the exhibits and take in the fascinating pieces of history that have been found and donated to the museum over the years - including maps, photos, images and thousands of other objects here. And finally, when we leave the part of the exhibition called </w:t>
+      </w:r>
+      <w:r>
+        <w:rPr>
+          <w:rFonts w:ascii="Source Sans 3" w:hAnsi="Source Sans 3"/>
+          <w:sz w:val="23"/>
+          <w:szCs w:val="23"/>
+        </w:rPr>
+        <w:t>'</w:t>
+      </w:r>
+      <w:r>
+        <w:rPr>
+          <w:rFonts w:ascii="Source Sans 3" w:hAnsi="Source Sans 3"/>
+          <w:sz w:val="23"/>
+          <w:szCs w:val="23"/>
+          <w:u w:val="single"/>
+        </w:rPr>
+        <w:t>Contemporary</w:t>
+      </w:r>
+      <w:r>
+        <w:rPr>
+          <w:rFonts w:ascii="Source Sans 3" w:hAnsi="Source Sans 3"/>
+          <w:sz w:val="23"/>
+          <w:szCs w:val="23"/>
+        </w:rPr>
+        <w:t xml:space="preserve"> London', we'll move away from our present, here in the 21st century, and head off into the </w:t>
+      </w:r>
+      <w:r>
+        <w:rPr>
+          <w:rFonts w:ascii="Source Sans 3" w:hAnsi="Source Sans 3"/>
+          <w:sz w:val="23"/>
+          <w:szCs w:val="23"/>
+          <w:u w:val="single"/>
+        </w:rPr>
+        <w:t>22nd</w:t>
+      </w:r>
+      <w:r>
+        <w:rPr>
+          <w:rFonts w:ascii="Source Sans 3" w:hAnsi="Source Sans 3"/>
+          <w:sz w:val="23"/>
+          <w:szCs w:val="23"/>
+        </w:rPr>
+        <w:t>.</w:t>
       </w:r>
     </w:p>
-    <w:p/>
     <w:sectPr>
-      <w:pgSz w:w="12242" w:h="15842" w:code="1"/>
-      <w:pgMar w:top="567" w:right="567" w:bottom="567" w:left="567" w:header="284" w:footer="284" w:gutter="0"/>
-      <w:pgNumType w:start="8"/>
+      <w:pgSz w:w="15842" w:h="30147" w:code="3"/>
+      <w:pgMar w:top="720" w:right="720" w:bottom="720" w:left="720" w:header="284" w:footer="284" w:gutter="0"/>
+      <w:pgNumType w:start="1"/>
       <w:cols w:space="720"/>
       <w:docGrid w:linePitch="360"/>
     </w:sectPr>
@@ -207,7 +172,7 @@
 </file>
 
 <file path=word/styles.xml><?xml version="1.0" encoding="utf-8"?>
-<w:styles xmlns:mc="http://schemas.openxmlformats.org/markup-compatibility/2006" xmlns:r="http://schemas.openxmlformats.org/officeDocument/2006/relationships" xmlns:w="http://schemas.openxmlformats.org/wordprocessingml/2006/main" xmlns:w14="http://schemas.microsoft.com/office/word/2010/wordml" xmlns:w15="http://schemas.microsoft.com/office/word/2012/wordml" xmlns:w16cex="http://schemas.microsoft.com/office/word/2018/wordml/cex" xmlns:w16cid="http://schemas.microsoft.com/office/word/2016/wordml/cid" xmlns:w16="http://schemas.microsoft.com/office/word/2018/wordml" xmlns:w16du="http://schemas.microsoft.com/office/word/2023/wordml/word16du" xmlns:w16sdtdh="http://schemas.microsoft.com/office/word/2020/wordml/sdtdatahash" xmlns:w16sdtfl="http://schemas.microsoft.com/office/word/2024/wordml/sdtformatlock" xmlns:w16se="http://schemas.microsoft.com/office/word/2015/wordml/symex" mc:Ignorable="w14 w15 w16se w16cid w16 w16cex w16sdtdh w16sdtfl w16du">
+<w:styles xmlns:mc="http://schemas.openxmlformats.org/markup-compatibility/2006" xmlns:r="http://schemas.openxmlformats.org/officeDocument/2006/relationships" xmlns:w="http://schemas.openxmlformats.org/wordprocessingml/2006/main" xmlns:w14="http://schemas.microsoft.com/office/word/2010/wordml" xmlns:w15="http://schemas.microsoft.com/office/word/2012/wordml" xmlns:w16cex="http://schemas.microsoft.com/office/word/2018/wordml/cex" xmlns:w16cid="http://schemas.microsoft.com/office/word/2016/wordml/cid" xmlns:w16="http://schemas.microsoft.com/office/word/2018/wordml" xmlns:w16sdtdh="http://schemas.microsoft.com/office/word/2020/wordml/sdtdatahash" xmlns:w16se="http://schemas.microsoft.com/office/word/2015/wordml/symex" mc:Ignorable="w14 w15 w16se w16cid w16 w16cex w16sdtdh">
   <w:docDefaults>
     <w:rPrDefault>
       <w:rPr>

--- a/assets/data/Mindset3- Audio Scripts.docx
+++ b/assets/data/Mindset3- Audio Scripts.docx
@@ -1,7 +1,294 @@
 
 <file path=word/document.xml><?xml version="1.0" encoding="utf-8"?>
-<w:document xmlns:wpc="http://schemas.microsoft.com/office/word/2010/wordprocessingCanvas" xmlns:cx="http://schemas.microsoft.com/office/drawing/2014/chartex" xmlns:cx1="http://schemas.microsoft.com/office/drawing/2015/9/8/chartex" xmlns:cx2="http://schemas.microsoft.com/office/drawing/2015/10/21/chartex" xmlns:cx3="http://schemas.microsoft.com/office/drawing/2016/5/9/chartex" xmlns:cx4="http://schemas.microsoft.com/office/drawing/2016/5/10/chartex" xmlns:cx5="http://schemas.microsoft.com/office/drawing/2016/5/11/chartex" xmlns:cx6="http://schemas.microsoft.com/office/drawing/2016/5/12/chartex" xmlns:cx7="http://schemas.microsoft.com/office/drawing/2016/5/13/chartex" xmlns:cx8="http://schemas.microsoft.com/office/drawing/2016/5/14/chartex" xmlns:mc="http://schemas.openxmlformats.org/markup-compatibility/2006" xmlns:aink="http://schemas.microsoft.com/office/drawing/2016/ink" xmlns:am3d="http://schemas.microsoft.com/office/drawing/2017/model3d" xmlns:o="urn:schemas-microsoft-com:office:office" xmlns:oel="http://schemas.microsoft.com/office/2019/extlst" xmlns:r="http://schemas.openxmlformats.org/officeDocument/2006/relationships" xmlns:m="http://schemas.openxmlformats.org/officeDocument/2006/math" xmlns:v="urn:schemas-microsoft-com:vml" xmlns:wp14="http://schemas.microsoft.com/office/word/2010/wordprocessingDrawing" xmlns:wp="http://schemas.openxmlformats.org/drawingml/2006/wordprocessingDrawing" xmlns:w10="urn:schemas-microsoft-com:office:word" xmlns:w="http://schemas.openxmlformats.org/wordprocessingml/2006/main" xmlns:w14="http://schemas.microsoft.com/office/word/2010/wordml" xmlns:w15="http://schemas.microsoft.com/office/word/2012/wordml" xmlns:w16cex="http://schemas.microsoft.com/office/word/2018/wordml/cex" xmlns:w16cid="http://schemas.microsoft.com/office/word/2016/wordml/cid" xmlns:w16="http://schemas.microsoft.com/office/word/2018/wordml" xmlns:w16sdtdh="http://schemas.microsoft.com/office/word/2020/wordml/sdtdatahash" xmlns:w16se="http://schemas.microsoft.com/office/word/2015/wordml/symex" xmlns:wpg="http://schemas.microsoft.com/office/word/2010/wordprocessingGroup" xmlns:wpi="http://schemas.microsoft.com/office/word/2010/wordprocessingInk" xmlns:wne="http://schemas.microsoft.com/office/word/2006/wordml" xmlns:wps="http://schemas.microsoft.com/office/word/2010/wordprocessingShape" mc:Ignorable="w14 w15 w16se w16cid w16 w16cex w16sdtdh wp14">
+<w:document xmlns:wpc="http://schemas.microsoft.com/office/word/2010/wordprocessingCanvas" xmlns:cx="http://schemas.microsoft.com/office/drawing/2014/chartex" xmlns:cx1="http://schemas.microsoft.com/office/drawing/2015/9/8/chartex" xmlns:cx2="http://schemas.microsoft.com/office/drawing/2015/10/21/chartex" xmlns:cx3="http://schemas.microsoft.com/office/drawing/2016/5/9/chartex" xmlns:cx4="http://schemas.microsoft.com/office/drawing/2016/5/10/chartex" xmlns:cx5="http://schemas.microsoft.com/office/drawing/2016/5/11/chartex" xmlns:cx6="http://schemas.microsoft.com/office/drawing/2016/5/12/chartex" xmlns:cx7="http://schemas.microsoft.com/office/drawing/2016/5/13/chartex" xmlns:cx8="http://schemas.microsoft.com/office/drawing/2016/5/14/chartex" xmlns:mc="http://schemas.openxmlformats.org/markup-compatibility/2006" xmlns:aink="http://schemas.microsoft.com/office/drawing/2016/ink" xmlns:am3d="http://schemas.microsoft.com/office/drawing/2017/model3d" xmlns:o="urn:schemas-microsoft-com:office:office" xmlns:oel="http://schemas.microsoft.com/office/2019/extlst" xmlns:r="http://schemas.openxmlformats.org/officeDocument/2006/relationships" xmlns:m="http://schemas.openxmlformats.org/officeDocument/2006/math" xmlns:v="urn:schemas-microsoft-com:vml" xmlns:wp14="http://schemas.microsoft.com/office/word/2010/wordprocessingDrawing" xmlns:wp="http://schemas.openxmlformats.org/drawingml/2006/wordprocessingDrawing" xmlns:w10="urn:schemas-microsoft-com:office:word" xmlns:w="http://schemas.openxmlformats.org/wordprocessingml/2006/main" xmlns:w14="http://schemas.microsoft.com/office/word/2010/wordml" xmlns:w15="http://schemas.microsoft.com/office/word/2012/wordml" xmlns:w16cex="http://schemas.microsoft.com/office/word/2018/wordml/cex" xmlns:w16cid="http://schemas.microsoft.com/office/word/2016/wordml/cid" xmlns:w16="http://schemas.microsoft.com/office/word/2018/wordml" xmlns:w16du="http://schemas.microsoft.com/office/word/2023/wordml/word16du" xmlns:w16sdtdh="http://schemas.microsoft.com/office/word/2020/wordml/sdtdatahash" xmlns:w16sdtfl="http://schemas.microsoft.com/office/word/2024/wordml/sdtformatlock" xmlns:w16se="http://schemas.microsoft.com/office/word/2015/wordml/symex" xmlns:wpg="http://schemas.microsoft.com/office/word/2010/wordprocessingGroup" xmlns:wpi="http://schemas.microsoft.com/office/word/2010/wordprocessingInk" xmlns:wne="http://schemas.microsoft.com/office/word/2006/wordml" xmlns:wps="http://schemas.microsoft.com/office/word/2010/wordprocessingShape" mc:Ignorable="w14 w15 w16se w16cid w16 w16cex w16sdtdh w16sdtfl w16du wp14">
   <w:body>
+    <w:tbl>
+      <w:tblPr>
+        <w:tblStyle w:val="TableGrid"/>
+        <w:tblW w:w="0" w:type="auto"/>
+        <w:tblLook w:val="04A0" w:firstRow="1" w:lastRow="0" w:firstColumn="1" w:lastColumn="0" w:noHBand="0" w:noVBand="1"/>
+      </w:tblPr>
+      <w:tblGrid>
+        <w:gridCol w:w="14392"/>
+      </w:tblGrid>
+      <w:tr>
+        <w:tc>
+          <w:tcPr>
+            <w:tcW w:w="14392" w:type="dxa"/>
+          </w:tcPr>
+          <w:p>
+            <w:r>
+              <w:t>MindsetIELTS_L3_01.mp3</w:t>
+            </w:r>
+          </w:p>
+        </w:tc>
+      </w:tr>
+      <w:tr>
+        <w:tc>
+          <w:tcPr>
+            <w:tcW w:w="14392" w:type="dxa"/>
+          </w:tcPr>
+          <w:p>
+            <w:pPr>
+              <w:tabs>
+                <w:tab w:val="left" w:pos="4413"/>
+              </w:tabs>
+              <w:rPr>
+                <w:rFonts w:ascii="Source Sans 3" w:hAnsi="Source Sans 3"/>
+                <w:sz w:val="23"/>
+                <w:szCs w:val="23"/>
+              </w:rPr>
+            </w:pPr>
+            <w:r>
+              <w:rPr>
+                <w:rFonts w:ascii="Source Sans 3" w:hAnsi="Source Sans 3"/>
+                <w:b/>
+                <w:bCs/>
+                <w:sz w:val="23"/>
+                <w:szCs w:val="23"/>
+              </w:rPr>
+              <w:t>Guide</w:t>
+            </w:r>
+            <w:r>
+              <w:rPr>
+                <w:rFonts w:ascii="Source Sans 3" w:hAnsi="Source Sans 3"/>
+                <w:sz w:val="23"/>
+                <w:szCs w:val="23"/>
+              </w:rPr>
+              <w:t>: Ladies and gentlemen, welcome to the Museum of London Life. [00:00:06.</w:t>
+            </w:r>
+            <w:proofErr w:type="gramStart"/>
+            <w:r>
+              <w:rPr>
+                <w:rFonts w:ascii="Source Sans 3" w:hAnsi="Source Sans 3"/>
+                <w:sz w:val="23"/>
+                <w:szCs w:val="23"/>
+              </w:rPr>
+              <w:t>438]My</w:t>
+            </w:r>
+            <w:proofErr w:type="gramEnd"/>
+            <w:r>
+              <w:rPr>
+                <w:rFonts w:ascii="Source Sans 3" w:hAnsi="Source Sans 3"/>
+                <w:sz w:val="23"/>
+                <w:szCs w:val="23"/>
+              </w:rPr>
+              <w:t xml:space="preserve"> name's Peter, and I'll be your guide, taking you through your exciting visit, which lasts for approximately ninety minutes, and traces the history of this vast and ever-changing city. [00:00:18.</w:t>
+            </w:r>
+            <w:proofErr w:type="gramStart"/>
+            <w:r>
+              <w:rPr>
+                <w:rFonts w:ascii="Source Sans 3" w:hAnsi="Source Sans 3"/>
+                <w:sz w:val="23"/>
+                <w:szCs w:val="23"/>
+              </w:rPr>
+              <w:t>172]But</w:t>
+            </w:r>
+            <w:proofErr w:type="gramEnd"/>
+            <w:r>
+              <w:rPr>
+                <w:rFonts w:ascii="Source Sans 3" w:hAnsi="Source Sans 3"/>
+                <w:sz w:val="23"/>
+                <w:szCs w:val="23"/>
+              </w:rPr>
+              <w:t xml:space="preserve"> before we eventually arrive back here in the present, we begin our </w:t>
+            </w:r>
+            <w:proofErr w:type="gramStart"/>
+            <w:r>
+              <w:rPr>
+                <w:rFonts w:ascii="Source Sans 3" w:hAnsi="Source Sans 3"/>
+                <w:sz w:val="23"/>
+                <w:szCs w:val="23"/>
+              </w:rPr>
+              <w:t>walk in</w:t>
+            </w:r>
+            <w:proofErr w:type="gramEnd"/>
+            <w:r>
+              <w:rPr>
+                <w:rFonts w:ascii="Source Sans 3" w:hAnsi="Source Sans 3"/>
+                <w:sz w:val="23"/>
+                <w:szCs w:val="23"/>
+              </w:rPr>
+              <w:t xml:space="preserve"> </w:t>
+            </w:r>
+            <w:r>
+              <w:rPr>
+                <w:rFonts w:ascii="Source Sans 3" w:hAnsi="Source Sans 3"/>
+                <w:sz w:val="23"/>
+                <w:szCs w:val="23"/>
+                <w:u w:val="single"/>
+              </w:rPr>
+              <w:t>ancient</w:t>
+            </w:r>
+            <w:r>
+              <w:rPr>
+                <w:rFonts w:ascii="Source Sans 3" w:hAnsi="Source Sans 3"/>
+                <w:sz w:val="23"/>
+                <w:szCs w:val="23"/>
+              </w:rPr>
+              <w:t xml:space="preserve"> London, where we're going to take a look at life from the point of view of </w:t>
+            </w:r>
+            <w:r>
+              <w:rPr>
+                <w:rFonts w:ascii="Source Sans 3" w:hAnsi="Source Sans 3"/>
+                <w:sz w:val="23"/>
+                <w:szCs w:val="23"/>
+                <w:u w:val="single"/>
+              </w:rPr>
+              <w:t>prehistoric</w:t>
+            </w:r>
+            <w:r>
+              <w:rPr>
+                <w:rFonts w:ascii="Source Sans 3" w:hAnsi="Source Sans 3"/>
+                <w:sz w:val="23"/>
+                <w:szCs w:val="23"/>
+              </w:rPr>
+              <w:t xml:space="preserve"> men, women and children, looking at how they lived thousands of years ago, when all this around us was fields. [00:00:37.</w:t>
+            </w:r>
+            <w:proofErr w:type="gramStart"/>
+            <w:r>
+              <w:rPr>
+                <w:rFonts w:ascii="Source Sans 3" w:hAnsi="Source Sans 3"/>
+                <w:sz w:val="23"/>
+                <w:szCs w:val="23"/>
+              </w:rPr>
+              <w:t>160]At</w:t>
+            </w:r>
+            <w:proofErr w:type="gramEnd"/>
+            <w:r>
+              <w:rPr>
+                <w:rFonts w:ascii="Source Sans 3" w:hAnsi="Source Sans 3"/>
+                <w:sz w:val="23"/>
+                <w:szCs w:val="23"/>
+              </w:rPr>
+              <w:t xml:space="preserve"> this point, London was little more than a few settlements dotted about here and there. [00:00:43.</w:t>
+            </w:r>
+            <w:proofErr w:type="gramStart"/>
+            <w:r>
+              <w:rPr>
+                <w:rFonts w:ascii="Source Sans 3" w:hAnsi="Source Sans 3"/>
+                <w:sz w:val="23"/>
+                <w:szCs w:val="23"/>
+              </w:rPr>
+              <w:t>861]Certainly</w:t>
+            </w:r>
+            <w:proofErr w:type="gramEnd"/>
+            <w:r>
+              <w:rPr>
+                <w:rFonts w:ascii="Source Sans 3" w:hAnsi="Source Sans 3"/>
+                <w:sz w:val="23"/>
+                <w:szCs w:val="23"/>
+              </w:rPr>
+              <w:t xml:space="preserve"> nothing like the metropolis you see surrounding you today. [00:00:47.</w:t>
+            </w:r>
+            <w:proofErr w:type="gramStart"/>
+            <w:r>
+              <w:rPr>
+                <w:rFonts w:ascii="Source Sans 3" w:hAnsi="Source Sans 3"/>
+                <w:sz w:val="23"/>
+                <w:szCs w:val="23"/>
+              </w:rPr>
+              <w:t>823]So</w:t>
+            </w:r>
+            <w:proofErr w:type="gramEnd"/>
+            <w:r>
+              <w:rPr>
+                <w:rFonts w:ascii="Source Sans 3" w:hAnsi="Source Sans 3"/>
+                <w:sz w:val="23"/>
+                <w:szCs w:val="23"/>
+              </w:rPr>
+              <w:t xml:space="preserve">, from there, the walk allows you to see the city grow as you progress through the exhibits and take in the fascinating pieces of history that have been found and donated to the museum over the years - including maps, photos, images and thousands of other </w:t>
+            </w:r>
+            <w:proofErr w:type="gramStart"/>
+            <w:r>
+              <w:rPr>
+                <w:rFonts w:ascii="Source Sans 3" w:hAnsi="Source Sans 3"/>
+                <w:sz w:val="23"/>
+                <w:szCs w:val="23"/>
+              </w:rPr>
+              <w:t>objects  there</w:t>
+            </w:r>
+            <w:proofErr w:type="gramEnd"/>
+            <w:r>
+              <w:rPr>
+                <w:rFonts w:ascii="Source Sans 3" w:hAnsi="Source Sans 3"/>
+                <w:sz w:val="23"/>
+                <w:szCs w:val="23"/>
+              </w:rPr>
+              <w:t>. [00:01:06.</w:t>
+            </w:r>
+            <w:proofErr w:type="gramStart"/>
+            <w:r>
+              <w:rPr>
+                <w:rFonts w:ascii="Source Sans 3" w:hAnsi="Source Sans 3"/>
+                <w:sz w:val="23"/>
+                <w:szCs w:val="23"/>
+              </w:rPr>
+              <w:t>661]And</w:t>
+            </w:r>
+            <w:proofErr w:type="gramEnd"/>
+            <w:r>
+              <w:rPr>
+                <w:rFonts w:ascii="Source Sans 3" w:hAnsi="Source Sans 3"/>
+                <w:sz w:val="23"/>
+                <w:szCs w:val="23"/>
+              </w:rPr>
+              <w:t xml:space="preserve"> finally, when we leave the part of the exhibition called '</w:t>
+            </w:r>
+            <w:r>
+              <w:rPr>
+                <w:rFonts w:ascii="Source Sans 3" w:hAnsi="Source Sans 3"/>
+                <w:sz w:val="23"/>
+                <w:szCs w:val="23"/>
+                <w:u w:val="single"/>
+              </w:rPr>
+              <w:t>Contemporary</w:t>
+            </w:r>
+            <w:r>
+              <w:rPr>
+                <w:rFonts w:ascii="Source Sans 3" w:hAnsi="Source Sans 3"/>
+                <w:sz w:val="23"/>
+                <w:szCs w:val="23"/>
+              </w:rPr>
+              <w:t xml:space="preserve"> London', we'll move away from our present, here in the 21st century, and head off into</w:t>
+            </w:r>
+            <w:r>
+              <w:rPr>
+                <w:rFonts w:ascii="Source Sans 3" w:hAnsi="Source Sans 3"/>
+                <w:sz w:val="23"/>
+                <w:szCs w:val="23"/>
+              </w:rPr>
+              <w:t xml:space="preserve"> </w:t>
+            </w:r>
+            <w:r>
+              <w:rPr>
+                <w:rFonts w:ascii="Source Sans 3" w:hAnsi="Source Sans 3"/>
+                <w:sz w:val="23"/>
+                <w:szCs w:val="23"/>
+              </w:rPr>
+              <w:t xml:space="preserve">the </w:t>
+            </w:r>
+            <w:r>
+              <w:rPr>
+                <w:rFonts w:ascii="Source Sans 3" w:hAnsi="Source Sans 3"/>
+                <w:sz w:val="23"/>
+                <w:szCs w:val="23"/>
+                <w:u w:val="single"/>
+              </w:rPr>
+              <w:t>22nd</w:t>
+            </w:r>
+            <w:r>
+              <w:rPr>
+                <w:rFonts w:ascii="Source Sans 3" w:hAnsi="Source Sans 3"/>
+                <w:sz w:val="23"/>
+                <w:szCs w:val="23"/>
+              </w:rPr>
+              <w:t>.</w:t>
+            </w:r>
+          </w:p>
+        </w:tc>
+      </w:tr>
+    </w:tbl>
     <w:p>
       <w:pPr>
         <w:tabs>
@@ -13,152 +300,6 @@
           <w:szCs w:val="23"/>
         </w:rPr>
       </w:pPr>
-      <w:r>
-        <w:rPr>
-          <w:rFonts w:ascii="Source Sans 3" w:hAnsi="Source Sans 3"/>
-          <w:b/>
-          <w:bCs/>
-          <w:sz w:val="23"/>
-          <w:szCs w:val="23"/>
-        </w:rPr>
-        <w:t xml:space="preserve">Guide: </w:t>
-      </w:r>
-      <w:r>
-        <w:rPr>
-          <w:rFonts w:ascii="Source Sans 3" w:hAnsi="Source Sans 3"/>
-          <w:sz w:val="23"/>
-          <w:szCs w:val="23"/>
-        </w:rPr>
-        <w:t xml:space="preserve">Ladies and gentlemen, welcome to the Museum of London Life. My name's Peter, and I'll be your guide, taking you through your exciting visit, which lasts for approximately ninety minutes, and traces the history of this vast and ever-changing city. But before we eventually arrive back here in the present, we begin our </w:t>
-      </w:r>
-      <w:proofErr w:type="gramStart"/>
-      <w:r>
-        <w:rPr>
-          <w:rFonts w:ascii="Source Sans 3" w:hAnsi="Source Sans 3"/>
-          <w:sz w:val="23"/>
-          <w:szCs w:val="23"/>
-        </w:rPr>
-        <w:t>walk in</w:t>
-      </w:r>
-      <w:proofErr w:type="gramEnd"/>
-      <w:r>
-        <w:rPr>
-          <w:rFonts w:ascii="Source Sans 3" w:hAnsi="Source Sans 3"/>
-          <w:sz w:val="23"/>
-          <w:szCs w:val="23"/>
-        </w:rPr>
-        <w:t xml:space="preserve"> </w:t>
-      </w:r>
-      <w:r>
-        <w:rPr>
-          <w:rFonts w:ascii="Source Sans 3" w:hAnsi="Source Sans 3"/>
-          <w:sz w:val="23"/>
-          <w:szCs w:val="23"/>
-          <w:u w:val="single"/>
-        </w:rPr>
-        <w:t>ancient</w:t>
-      </w:r>
-      <w:r>
-        <w:rPr>
-          <w:rFonts w:ascii="Source Sans 3" w:hAnsi="Source Sans 3"/>
-          <w:sz w:val="23"/>
-          <w:szCs w:val="23"/>
-        </w:rPr>
-        <w:t xml:space="preserve"> London, where we're going to take a look at life from the point of view of </w:t>
-      </w:r>
-      <w:r>
-        <w:rPr>
-          <w:rFonts w:ascii="Source Sans 3" w:hAnsi="Source Sans 3"/>
-          <w:sz w:val="23"/>
-          <w:szCs w:val="23"/>
-          <w:u w:val="single"/>
-        </w:rPr>
-        <w:t>prehistoric</w:t>
-      </w:r>
-      <w:r>
-        <w:rPr>
-          <w:rFonts w:ascii="Source Sans 3" w:hAnsi="Source Sans 3"/>
-          <w:sz w:val="23"/>
-          <w:szCs w:val="23"/>
-        </w:rPr>
-        <w:t xml:space="preserve"> men, women and children, looking at how they lived thousands of years ago, when all this around us was fields. At this point, London was little more than a few settlements dotted about here and there.</w:t>
-      </w:r>
-      <w:r>
-        <w:rPr>
-          <w:rFonts w:ascii="Source Sans 3" w:hAnsi="Source Sans 3"/>
-          <w:sz w:val="23"/>
-          <w:szCs w:val="23"/>
-        </w:rPr>
-        <w:t xml:space="preserve"> </w:t>
-      </w:r>
-      <w:r>
-        <w:rPr>
-          <w:rFonts w:ascii="Source Sans 3" w:hAnsi="Source Sans 3"/>
-          <w:sz w:val="23"/>
-          <w:szCs w:val="23"/>
-        </w:rPr>
-        <w:t xml:space="preserve">Certainly nothing like the </w:t>
-      </w:r>
-      <w:proofErr w:type="gramStart"/>
-      <w:r>
-        <w:rPr>
-          <w:rFonts w:ascii="Source Sans 3" w:hAnsi="Source Sans 3"/>
-          <w:sz w:val="23"/>
-          <w:szCs w:val="23"/>
-        </w:rPr>
-        <w:t>metropolis</w:t>
-      </w:r>
-      <w:proofErr w:type="gramEnd"/>
-      <w:r>
-        <w:rPr>
-          <w:rFonts w:ascii="Source Sans 3" w:hAnsi="Source Sans 3"/>
-          <w:sz w:val="23"/>
-          <w:szCs w:val="23"/>
-        </w:rPr>
-        <w:t xml:space="preserve"> you see surrounding you today. So, from there, the walk allows you to see the city grow as you progress through the exhibits and take in the fascinating pieces of history that have been found and donated to the museum over the years - including maps, photos, images and thousands of other objects here. And finally, when we leave the part of the exhibition called </w:t>
-      </w:r>
-      <w:r>
-        <w:rPr>
-          <w:rFonts w:ascii="Source Sans 3" w:hAnsi="Source Sans 3"/>
-          <w:sz w:val="23"/>
-          <w:szCs w:val="23"/>
-        </w:rPr>
-        <w:t>'</w:t>
-      </w:r>
-      <w:r>
-        <w:rPr>
-          <w:rFonts w:ascii="Source Sans 3" w:hAnsi="Source Sans 3"/>
-          <w:sz w:val="23"/>
-          <w:szCs w:val="23"/>
-          <w:u w:val="single"/>
-        </w:rPr>
-        <w:t>Contemporary</w:t>
-      </w:r>
-      <w:r>
-        <w:rPr>
-          <w:rFonts w:ascii="Source Sans 3" w:hAnsi="Source Sans 3"/>
-          <w:sz w:val="23"/>
-          <w:szCs w:val="23"/>
-        </w:rPr>
-        <w:t xml:space="preserve"> London', we'll move away from our present, here in the 21st century, and head off into the </w:t>
-      </w:r>
-      <w:r>
-        <w:rPr>
-          <w:rFonts w:ascii="Source Sans 3" w:hAnsi="Source Sans 3"/>
-          <w:sz w:val="23"/>
-          <w:szCs w:val="23"/>
-          <w:u w:val="single"/>
-        </w:rPr>
-        <w:t>22nd</w:t>
-      </w:r>
-      <w:r>
-        <w:rPr>
-          <w:rFonts w:ascii="Source Sans 3" w:hAnsi="Source Sans 3"/>
-          <w:sz w:val="23"/>
-          <w:szCs w:val="23"/>
-        </w:rPr>
-        <w:t>.</w:t>
-      </w:r>
     </w:p>
     <w:sectPr>
       <w:pgSz w:w="15842" w:h="30147" w:code="3"/>
@@ -172,7 +313,7 @@
 </file>
 
 <file path=word/styles.xml><?xml version="1.0" encoding="utf-8"?>
-<w:styles xmlns:mc="http://schemas.openxmlformats.org/markup-compatibility/2006" xmlns:r="http://schemas.openxmlformats.org/officeDocument/2006/relationships" xmlns:w="http://schemas.openxmlformats.org/wordprocessingml/2006/main" xmlns:w14="http://schemas.microsoft.com/office/word/2010/wordml" xmlns:w15="http://schemas.microsoft.com/office/word/2012/wordml" xmlns:w16cex="http://schemas.microsoft.com/office/word/2018/wordml/cex" xmlns:w16cid="http://schemas.microsoft.com/office/word/2016/wordml/cid" xmlns:w16="http://schemas.microsoft.com/office/word/2018/wordml" xmlns:w16sdtdh="http://schemas.microsoft.com/office/word/2020/wordml/sdtdatahash" xmlns:w16se="http://schemas.microsoft.com/office/word/2015/wordml/symex" mc:Ignorable="w14 w15 w16se w16cid w16 w16cex w16sdtdh">
+<w:styles xmlns:mc="http://schemas.openxmlformats.org/markup-compatibility/2006" xmlns:r="http://schemas.openxmlformats.org/officeDocument/2006/relationships" xmlns:w="http://schemas.openxmlformats.org/wordprocessingml/2006/main" xmlns:w14="http://schemas.microsoft.com/office/word/2010/wordml" xmlns:w15="http://schemas.microsoft.com/office/word/2012/wordml" xmlns:w16cex="http://schemas.microsoft.com/office/word/2018/wordml/cex" xmlns:w16cid="http://schemas.microsoft.com/office/word/2016/wordml/cid" xmlns:w16="http://schemas.microsoft.com/office/word/2018/wordml" xmlns:w16du="http://schemas.microsoft.com/office/word/2023/wordml/word16du" xmlns:w16sdtdh="http://schemas.microsoft.com/office/word/2020/wordml/sdtdatahash" xmlns:w16sdtfl="http://schemas.microsoft.com/office/word/2024/wordml/sdtformatlock" xmlns:w16se="http://schemas.microsoft.com/office/word/2015/wordml/symex" mc:Ignorable="w14 w15 w16se w16cid w16 w16cex w16sdtdh w16sdtfl w16du">
   <w:docDefaults>
     <w:rPrDefault>
       <w:rPr>
@@ -1137,6 +1278,25 @@
       <w:spacing w:val="5"/>
     </w:rPr>
   </w:style>
+  <w:style w:type="table" w:styleId="TableGrid">
+    <w:name w:val="Table Grid"/>
+    <w:basedOn w:val="TableNormal"/>
+    <w:uiPriority w:val="39"/>
+    <w:rsid w:val="00350B68"/>
+    <w:pPr>
+      <w:spacing w:after="0" w:line="240" w:lineRule="auto"/>
+    </w:pPr>
+    <w:tblPr>
+      <w:tblBorders>
+        <w:top w:val="single" w:sz="4" w:space="0" w:color="auto"/>
+        <w:left w:val="single" w:sz="4" w:space="0" w:color="auto"/>
+        <w:bottom w:val="single" w:sz="4" w:space="0" w:color="auto"/>
+        <w:right w:val="single" w:sz="4" w:space="0" w:color="auto"/>
+        <w:insideH w:val="single" w:sz="4" w:space="0" w:color="auto"/>
+        <w:insideV w:val="single" w:sz="4" w:space="0" w:color="auto"/>
+      </w:tblBorders>
+    </w:tblPr>
+  </w:style>
 </w:styles>
 </file>
 

--- a/assets/data/Mindset3- Audio Scripts.docx
+++ b/assets/data/Mindset3- Audio Scripts.docx
@@ -18,6 +18,11 @@
           </w:tcPr>
           <w:p>
             <w:r>
+              <w:rPr>
+                <w:rFonts w:ascii="Source Sans 3" w:hAnsi="Source Sans 3"/>
+                <w:sz w:val="23"/>
+                <w:szCs w:val="23"/>
+              </w:rPr>
               <w:t>MindsetIELTS_L3_01.mp3</w:t>
             </w:r>
           </w:p>
@@ -47,7 +52,7 @@
                 <w:sz w:val="23"/>
                 <w:szCs w:val="23"/>
               </w:rPr>
-              <w:t>Guide</w:t>
+              <w:t xml:space="preserve">Guide: </w:t>
             </w:r>
             <w:r>
               <w:rPr>
@@ -55,43 +60,7 @@
                 <w:sz w:val="23"/>
                 <w:szCs w:val="23"/>
               </w:rPr>
-              <w:t>: Ladies and gentlemen, welcome to the Museum of London Life. [00:00:06.</w:t>
-            </w:r>
-            <w:proofErr w:type="gramStart"/>
-            <w:r>
-              <w:rPr>
-                <w:rFonts w:ascii="Source Sans 3" w:hAnsi="Source Sans 3"/>
-                <w:sz w:val="23"/>
-                <w:szCs w:val="23"/>
-              </w:rPr>
-              <w:t>438]My</w:t>
-            </w:r>
-            <w:proofErr w:type="gramEnd"/>
-            <w:r>
-              <w:rPr>
-                <w:rFonts w:ascii="Source Sans 3" w:hAnsi="Source Sans 3"/>
-                <w:sz w:val="23"/>
-                <w:szCs w:val="23"/>
-              </w:rPr>
-              <w:t xml:space="preserve"> name's Peter, and I'll be your guide, taking you through your exciting visit, which lasts for approximately ninety minutes, and traces the history of this vast and ever-changing city. [00:00:18.</w:t>
-            </w:r>
-            <w:proofErr w:type="gramStart"/>
-            <w:r>
-              <w:rPr>
-                <w:rFonts w:ascii="Source Sans 3" w:hAnsi="Source Sans 3"/>
-                <w:sz w:val="23"/>
-                <w:szCs w:val="23"/>
-              </w:rPr>
-              <w:t>172]But</w:t>
-            </w:r>
-            <w:proofErr w:type="gramEnd"/>
-            <w:r>
-              <w:rPr>
-                <w:rFonts w:ascii="Source Sans 3" w:hAnsi="Source Sans 3"/>
-                <w:sz w:val="23"/>
-                <w:szCs w:val="23"/>
-              </w:rPr>
-              <w:t xml:space="preserve"> before we eventually arrive back here in the present, we begin our </w:t>
+              <w:t xml:space="preserve">Ladies and gentlemen, welcome to the Museum of London Life. My name's Peter, and I'll be your guide, taking you through your exciting visit, which lasts for approximately ninety minutes, and traces the history of this vast and ever-changing city. But before we eventually arrive back here in the present, we begin our </w:t>
             </w:r>
             <w:proofErr w:type="gramStart"/>
             <w:r>
@@ -143,7 +112,7 @@
                 <w:sz w:val="23"/>
                 <w:szCs w:val="23"/>
               </w:rPr>
-              <w:t xml:space="preserve"> men, women and children, looking at how they lived thousands of years ago, when all this around us was fields. [00:00:37.</w:t>
+              <w:t xml:space="preserve"> men, women and children, looking at how they lived thousands of years ago, when all this around us was fields. At this point, London was little more than a few settlements dotted about here and there. Certainly nothing like the </w:t>
             </w:r>
             <w:proofErr w:type="gramStart"/>
             <w:r>
@@ -152,7 +121,7 @@
                 <w:sz w:val="23"/>
                 <w:szCs w:val="23"/>
               </w:rPr>
-              <w:t>160]At</w:t>
+              <w:t>metropolis</w:t>
             </w:r>
             <w:proofErr w:type="gramEnd"/>
             <w:r>
@@ -161,79 +130,7 @@
                 <w:sz w:val="23"/>
                 <w:szCs w:val="23"/>
               </w:rPr>
-              <w:t xml:space="preserve"> this point, London was little more than a few settlements dotted about here and there. [00:00:43.</w:t>
-            </w:r>
-            <w:proofErr w:type="gramStart"/>
-            <w:r>
-              <w:rPr>
-                <w:rFonts w:ascii="Source Sans 3" w:hAnsi="Source Sans 3"/>
-                <w:sz w:val="23"/>
-                <w:szCs w:val="23"/>
-              </w:rPr>
-              <w:t>861]Certainly</w:t>
-            </w:r>
-            <w:proofErr w:type="gramEnd"/>
-            <w:r>
-              <w:rPr>
-                <w:rFonts w:ascii="Source Sans 3" w:hAnsi="Source Sans 3"/>
-                <w:sz w:val="23"/>
-                <w:szCs w:val="23"/>
-              </w:rPr>
-              <w:t xml:space="preserve"> nothing like the metropolis you see surrounding you today. [00:00:47.</w:t>
-            </w:r>
-            <w:proofErr w:type="gramStart"/>
-            <w:r>
-              <w:rPr>
-                <w:rFonts w:ascii="Source Sans 3" w:hAnsi="Source Sans 3"/>
-                <w:sz w:val="23"/>
-                <w:szCs w:val="23"/>
-              </w:rPr>
-              <w:t>823]So</w:t>
-            </w:r>
-            <w:proofErr w:type="gramEnd"/>
-            <w:r>
-              <w:rPr>
-                <w:rFonts w:ascii="Source Sans 3" w:hAnsi="Source Sans 3"/>
-                <w:sz w:val="23"/>
-                <w:szCs w:val="23"/>
-              </w:rPr>
-              <w:t xml:space="preserve">, from there, the walk allows you to see the city grow as you progress through the exhibits and take in the fascinating pieces of history that have been found and donated to the museum over the years - including maps, photos, images and thousands of other </w:t>
-            </w:r>
-            <w:proofErr w:type="gramStart"/>
-            <w:r>
-              <w:rPr>
-                <w:rFonts w:ascii="Source Sans 3" w:hAnsi="Source Sans 3"/>
-                <w:sz w:val="23"/>
-                <w:szCs w:val="23"/>
-              </w:rPr>
-              <w:t>objects  there</w:t>
-            </w:r>
-            <w:proofErr w:type="gramEnd"/>
-            <w:r>
-              <w:rPr>
-                <w:rFonts w:ascii="Source Sans 3" w:hAnsi="Source Sans 3"/>
-                <w:sz w:val="23"/>
-                <w:szCs w:val="23"/>
-              </w:rPr>
-              <w:t>. [00:01:06.</w:t>
-            </w:r>
-            <w:proofErr w:type="gramStart"/>
-            <w:r>
-              <w:rPr>
-                <w:rFonts w:ascii="Source Sans 3" w:hAnsi="Source Sans 3"/>
-                <w:sz w:val="23"/>
-                <w:szCs w:val="23"/>
-              </w:rPr>
-              <w:t>661]And</w:t>
-            </w:r>
-            <w:proofErr w:type="gramEnd"/>
-            <w:r>
-              <w:rPr>
-                <w:rFonts w:ascii="Source Sans 3" w:hAnsi="Source Sans 3"/>
-                <w:sz w:val="23"/>
-                <w:szCs w:val="23"/>
-              </w:rPr>
-              <w:t xml:space="preserve"> finally, when we leave the part of the exhibition called '</w:t>
+              <w:t xml:space="preserve"> you see surrounding you today. So, from there, the walk allows you to see the city grow as you progress through the exhibits and take in the fascinating pieces of history that have been found and donated to the museum over the years - including maps, photos, images and thousands of other objects here. And finally, when we leave the part of the exhibition called '</w:t>
             </w:r>
             <w:r>
               <w:rPr>
@@ -250,23 +147,7 @@
                 <w:sz w:val="23"/>
                 <w:szCs w:val="23"/>
               </w:rPr>
-              <w:t xml:space="preserve"> London', we'll move away from our present, here in the 21st century, and head off into</w:t>
-            </w:r>
-            <w:r>
-              <w:rPr>
-                <w:rFonts w:ascii="Source Sans 3" w:hAnsi="Source Sans 3"/>
-                <w:sz w:val="23"/>
-                <w:szCs w:val="23"/>
-              </w:rPr>
-              <w:t xml:space="preserve"> </w:t>
-            </w:r>
-            <w:r>
-              <w:rPr>
-                <w:rFonts w:ascii="Source Sans 3" w:hAnsi="Source Sans 3"/>
-                <w:sz w:val="23"/>
-                <w:szCs w:val="23"/>
-              </w:rPr>
-              <w:t xml:space="preserve">the </w:t>
+              <w:t xml:space="preserve"> London', we'll move away from our present, here in the 21st century, and head off into the </w:t>
             </w:r>
             <w:r>
               <w:rPr>
@@ -946,7 +827,6 @@
   <w:style w:type="character" w:default="1" w:styleId="DefaultParagraphFont">
     <w:name w:val="Default Paragraph Font"/>
     <w:uiPriority w:val="1"/>
-    <w:semiHidden/>
     <w:unhideWhenUsed/>
   </w:style>
   <w:style w:type="table" w:default="1" w:styleId="TableNormal">

--- a/assets/data/Mindset3- Audio Scripts.docx
+++ b/assets/data/Mindset3- Audio Scripts.docx
@@ -1,6 +1,6 @@
 
 <file path=word/document.xml><?xml version="1.0" encoding="utf-8"?>
-<w:document xmlns:wpc="http://schemas.microsoft.com/office/word/2010/wordprocessingCanvas" xmlns:cx="http://schemas.microsoft.com/office/drawing/2014/chartex" xmlns:cx1="http://schemas.microsoft.com/office/drawing/2015/9/8/chartex" xmlns:cx2="http://schemas.microsoft.com/office/drawing/2015/10/21/chartex" xmlns:cx3="http://schemas.microsoft.com/office/drawing/2016/5/9/chartex" xmlns:cx4="http://schemas.microsoft.com/office/drawing/2016/5/10/chartex" xmlns:cx5="http://schemas.microsoft.com/office/drawing/2016/5/11/chartex" xmlns:cx6="http://schemas.microsoft.com/office/drawing/2016/5/12/chartex" xmlns:cx7="http://schemas.microsoft.com/office/drawing/2016/5/13/chartex" xmlns:cx8="http://schemas.microsoft.com/office/drawing/2016/5/14/chartex" xmlns:mc="http://schemas.openxmlformats.org/markup-compatibility/2006" xmlns:aink="http://schemas.microsoft.com/office/drawing/2016/ink" xmlns:am3d="http://schemas.microsoft.com/office/drawing/2017/model3d" xmlns:o="urn:schemas-microsoft-com:office:office" xmlns:oel="http://schemas.microsoft.com/office/2019/extlst" xmlns:r="http://schemas.openxmlformats.org/officeDocument/2006/relationships" xmlns:m="http://schemas.openxmlformats.org/officeDocument/2006/math" xmlns:v="urn:schemas-microsoft-com:vml" xmlns:wp14="http://schemas.microsoft.com/office/word/2010/wordprocessingDrawing" xmlns:wp="http://schemas.openxmlformats.org/drawingml/2006/wordprocessingDrawing" xmlns:w10="urn:schemas-microsoft-com:office:word" xmlns:w="http://schemas.openxmlformats.org/wordprocessingml/2006/main" xmlns:w14="http://schemas.microsoft.com/office/word/2010/wordml" xmlns:w15="http://schemas.microsoft.com/office/word/2012/wordml" xmlns:w16cex="http://schemas.microsoft.com/office/word/2018/wordml/cex" xmlns:w16cid="http://schemas.microsoft.com/office/word/2016/wordml/cid" xmlns:w16="http://schemas.microsoft.com/office/word/2018/wordml" xmlns:w16du="http://schemas.microsoft.com/office/word/2023/wordml/word16du" xmlns:w16sdtdh="http://schemas.microsoft.com/office/word/2020/wordml/sdtdatahash" xmlns:w16sdtfl="http://schemas.microsoft.com/office/word/2024/wordml/sdtformatlock" xmlns:w16se="http://schemas.microsoft.com/office/word/2015/wordml/symex" xmlns:wpg="http://schemas.microsoft.com/office/word/2010/wordprocessingGroup" xmlns:wpi="http://schemas.microsoft.com/office/word/2010/wordprocessingInk" xmlns:wne="http://schemas.microsoft.com/office/word/2006/wordml" xmlns:wps="http://schemas.microsoft.com/office/word/2010/wordprocessingShape" mc:Ignorable="w14 w15 w16se w16cid w16 w16cex w16sdtdh w16sdtfl w16du wp14">
+<w:document xmlns:wpc="http://schemas.microsoft.com/office/word/2010/wordprocessingCanvas" xmlns:cx="http://schemas.microsoft.com/office/drawing/2014/chartex" xmlns:cx1="http://schemas.microsoft.com/office/drawing/2015/9/8/chartex" xmlns:cx2="http://schemas.microsoft.com/office/drawing/2015/10/21/chartex" xmlns:cx3="http://schemas.microsoft.com/office/drawing/2016/5/9/chartex" xmlns:cx4="http://schemas.microsoft.com/office/drawing/2016/5/10/chartex" xmlns:cx5="http://schemas.microsoft.com/office/drawing/2016/5/11/chartex" xmlns:cx6="http://schemas.microsoft.com/office/drawing/2016/5/12/chartex" xmlns:cx7="http://schemas.microsoft.com/office/drawing/2016/5/13/chartex" xmlns:cx8="http://schemas.microsoft.com/office/drawing/2016/5/14/chartex" xmlns:mc="http://schemas.openxmlformats.org/markup-compatibility/2006" xmlns:aink="http://schemas.microsoft.com/office/drawing/2016/ink" xmlns:am3d="http://schemas.microsoft.com/office/drawing/2017/model3d" xmlns:o="urn:schemas-microsoft-com:office:office" xmlns:oel="http://schemas.microsoft.com/office/2019/extlst" xmlns:r="http://schemas.openxmlformats.org/officeDocument/2006/relationships" xmlns:m="http://schemas.openxmlformats.org/officeDocument/2006/math" xmlns:v="urn:schemas-microsoft-com:vml" xmlns:wp14="http://schemas.microsoft.com/office/word/2010/wordprocessingDrawing" xmlns:wp="http://schemas.openxmlformats.org/drawingml/2006/wordprocessingDrawing" xmlns:w10="urn:schemas-microsoft-com:office:word" xmlns:w="http://schemas.openxmlformats.org/wordprocessingml/2006/main" xmlns:w14="http://schemas.microsoft.com/office/word/2010/wordml" xmlns:w15="http://schemas.microsoft.com/office/word/2012/wordml" xmlns:w16cex="http://schemas.microsoft.com/office/word/2018/wordml/cex" xmlns:w16cid="http://schemas.microsoft.com/office/word/2016/wordml/cid" xmlns:w16="http://schemas.microsoft.com/office/word/2018/wordml" xmlns:w16sdtdh="http://schemas.microsoft.com/office/word/2020/wordml/sdtdatahash" xmlns:w16se="http://schemas.microsoft.com/office/word/2015/wordml/symex" xmlns:wpg="http://schemas.microsoft.com/office/word/2010/wordprocessingGroup" xmlns:wpi="http://schemas.microsoft.com/office/word/2010/wordprocessingInk" xmlns:wne="http://schemas.microsoft.com/office/word/2006/wordml" xmlns:wps="http://schemas.microsoft.com/office/word/2010/wordprocessingShape" mc:Ignorable="w14 w15 w16se w16cid w16 w16cex w16sdtdh wp14">
   <w:body>
     <w:tbl>
       <w:tblPr>
@@ -52,7 +52,17 @@
                 <w:sz w:val="23"/>
                 <w:szCs w:val="23"/>
               </w:rPr>
-              <w:t xml:space="preserve">Guide: </w:t>
+              <w:t>Track 02</w:t>
+            </w:r>
+            <w:r>
+              <w:rPr>
+                <w:rFonts w:ascii="Source Sans 3" w:hAnsi="Source Sans 3"/>
+                <w:b/>
+                <w:bCs/>
+                <w:sz w:val="23"/>
+                <w:szCs w:val="23"/>
+              </w:rPr>
+              <w:t xml:space="preserve">: </w:t>
             </w:r>
             <w:r>
               <w:rPr>
@@ -60,25 +70,7 @@
                 <w:sz w:val="23"/>
                 <w:szCs w:val="23"/>
               </w:rPr>
-              <w:t xml:space="preserve">Ladies and gentlemen, welcome to the Museum of London Life. My name's Peter, and I'll be your guide, taking you through your exciting visit, which lasts for approximately ninety minutes, and traces the history of this vast and ever-changing city. But before we eventually arrive back here in the present, we begin our </w:t>
-            </w:r>
-            <w:proofErr w:type="gramStart"/>
-            <w:r>
-              <w:rPr>
-                <w:rFonts w:ascii="Source Sans 3" w:hAnsi="Source Sans 3"/>
-                <w:sz w:val="23"/>
-                <w:szCs w:val="23"/>
-              </w:rPr>
-              <w:t>walk in</w:t>
-            </w:r>
-            <w:proofErr w:type="gramEnd"/>
-            <w:r>
-              <w:rPr>
-                <w:rFonts w:ascii="Source Sans 3" w:hAnsi="Source Sans 3"/>
-                <w:sz w:val="23"/>
-                <w:szCs w:val="23"/>
-              </w:rPr>
-              <w:t xml:space="preserve"> </w:t>
+              <w:t xml:space="preserve">Ladies and gentlemen, welcome to the Museum of London Life. My name's Peter, and I'll be your guide, taking you through your exciting visit, which lasts for approximately ninety minutes, and traces the history of this vast and ever-changing city. But before we eventually arrive back here in the present, we begin our walk in </w:t>
             </w:r>
             <w:r>
               <w:rPr>
@@ -112,25 +104,7 @@
                 <w:sz w:val="23"/>
                 <w:szCs w:val="23"/>
               </w:rPr>
-              <w:t xml:space="preserve"> men, women and children, looking at how they lived thousands of years ago, when all this around us was fields. At this point, London was little more than a few settlements dotted about here and there. Certainly nothing like the </w:t>
-            </w:r>
-            <w:proofErr w:type="gramStart"/>
-            <w:r>
-              <w:rPr>
-                <w:rFonts w:ascii="Source Sans 3" w:hAnsi="Source Sans 3"/>
-                <w:sz w:val="23"/>
-                <w:szCs w:val="23"/>
-              </w:rPr>
-              <w:t>metropolis</w:t>
-            </w:r>
-            <w:proofErr w:type="gramEnd"/>
-            <w:r>
-              <w:rPr>
-                <w:rFonts w:ascii="Source Sans 3" w:hAnsi="Source Sans 3"/>
-                <w:sz w:val="23"/>
-                <w:szCs w:val="23"/>
-              </w:rPr>
-              <w:t xml:space="preserve"> you see surrounding you today. So, from there, the walk allows you to see the city grow as you progress through the exhibits and take in the fascinating pieces of history that have been found and donated to the museum over the years - including maps, photos, images and thousands of other objects here. And finally, when we leave the part of the exhibition called '</w:t>
+              <w:t xml:space="preserve"> men, women and children, looking at how they lived thousands of years ago, when all this around us was fields. At this point, London was little more than a few settlements dotted about here and there. Certainly nothing like the metropolis you see surrounding you today. So, from there, the walk allows you to see the city grow as you progress through the exhibits and take in the fascinating pieces of history that have been found and donated to the museum over the years - including maps, photos, images and thousands of other objects here. And finally, when we leave the part of the exhibition called '</w:t>
             </w:r>
             <w:r>
               <w:rPr>
@@ -194,7 +168,7 @@
 </file>
 
 <file path=word/styles.xml><?xml version="1.0" encoding="utf-8"?>
-<w:styles xmlns:mc="http://schemas.openxmlformats.org/markup-compatibility/2006" xmlns:r="http://schemas.openxmlformats.org/officeDocument/2006/relationships" xmlns:w="http://schemas.openxmlformats.org/wordprocessingml/2006/main" xmlns:w14="http://schemas.microsoft.com/office/word/2010/wordml" xmlns:w15="http://schemas.microsoft.com/office/word/2012/wordml" xmlns:w16cex="http://schemas.microsoft.com/office/word/2018/wordml/cex" xmlns:w16cid="http://schemas.microsoft.com/office/word/2016/wordml/cid" xmlns:w16="http://schemas.microsoft.com/office/word/2018/wordml" xmlns:w16du="http://schemas.microsoft.com/office/word/2023/wordml/word16du" xmlns:w16sdtdh="http://schemas.microsoft.com/office/word/2020/wordml/sdtdatahash" xmlns:w16sdtfl="http://schemas.microsoft.com/office/word/2024/wordml/sdtformatlock" xmlns:w16se="http://schemas.microsoft.com/office/word/2015/wordml/symex" mc:Ignorable="w14 w15 w16se w16cid w16 w16cex w16sdtdh w16sdtfl w16du">
+<w:styles xmlns:mc="http://schemas.openxmlformats.org/markup-compatibility/2006" xmlns:r="http://schemas.openxmlformats.org/officeDocument/2006/relationships" xmlns:w="http://schemas.openxmlformats.org/wordprocessingml/2006/main" xmlns:w14="http://schemas.microsoft.com/office/word/2010/wordml" xmlns:w15="http://schemas.microsoft.com/office/word/2012/wordml" xmlns:w16cex="http://schemas.microsoft.com/office/word/2018/wordml/cex" xmlns:w16cid="http://schemas.microsoft.com/office/word/2016/wordml/cid" xmlns:w16="http://schemas.microsoft.com/office/word/2018/wordml" xmlns:w16sdtdh="http://schemas.microsoft.com/office/word/2020/wordml/sdtdatahash" xmlns:w16se="http://schemas.microsoft.com/office/word/2015/wordml/symex" mc:Ignorable="w14 w15 w16se w16cid w16 w16cex w16sdtdh">
   <w:docDefaults>
     <w:rPrDefault>
       <w:rPr>
@@ -827,6 +801,7 @@
   <w:style w:type="character" w:default="1" w:styleId="DefaultParagraphFont">
     <w:name w:val="Default Paragraph Font"/>
     <w:uiPriority w:val="1"/>
+    <w:semiHidden/>
     <w:unhideWhenUsed/>
   </w:style>
   <w:style w:type="table" w:default="1" w:styleId="TableNormal">

--- a/assets/data/Mindset3- Audio Scripts.docx
+++ b/assets/data/Mindset3- Audio Scripts.docx
@@ -17,13 +17,17 @@
             <w:tcW w:w="14392" w:type="dxa"/>
           </w:tcPr>
           <w:p>
+            <w:pPr>
+              <w:spacing w:after="160" w:line="259" w:lineRule="auto"/>
+            </w:pPr>
             <w:r>
               <w:rPr>
-                <w:rFonts w:ascii="Source Sans 3" w:hAnsi="Source Sans 3"/>
-                <w:sz w:val="23"/>
-                <w:szCs w:val="23"/>
-              </w:rPr>
-              <w:t>MindsetIELTS_L3_01.mp3</w:t>
+                <w:rFonts w:ascii="Source Sans 3" w:hAnsi="Source Sans 3" w:eastAsia="Calibri" w:cs="Arial" w:eastAsiaTheme="minorHAnsi" w:csTheme="minorBidi"/>
+                <w:kern w:val="2"/>
+                <w:sz w:val="23"/>
+                <w:szCs w:val="23"/>
+              </w:rPr>
+              <w:t>MindsetIELTS_L3_02.mp3</w:t>
             </w:r>
           </w:p>
         </w:tc>

--- a/assets/data/Mindset3- Audio Scripts.docx
+++ b/assets/data/Mindset3- Audio Scripts.docx
@@ -1,6 +1,6 @@
 
 <file path=word/document.xml><?xml version="1.0" encoding="utf-8"?>
-<w:document xmlns:wpc="http://schemas.microsoft.com/office/word/2010/wordprocessingCanvas" xmlns:cx="http://schemas.microsoft.com/office/drawing/2014/chartex" xmlns:cx1="http://schemas.microsoft.com/office/drawing/2015/9/8/chartex" xmlns:cx2="http://schemas.microsoft.com/office/drawing/2015/10/21/chartex" xmlns:cx3="http://schemas.microsoft.com/office/drawing/2016/5/9/chartex" xmlns:cx4="http://schemas.microsoft.com/office/drawing/2016/5/10/chartex" xmlns:cx5="http://schemas.microsoft.com/office/drawing/2016/5/11/chartex" xmlns:cx6="http://schemas.microsoft.com/office/drawing/2016/5/12/chartex" xmlns:cx7="http://schemas.microsoft.com/office/drawing/2016/5/13/chartex" xmlns:cx8="http://schemas.microsoft.com/office/drawing/2016/5/14/chartex" xmlns:mc="http://schemas.openxmlformats.org/markup-compatibility/2006" xmlns:aink="http://schemas.microsoft.com/office/drawing/2016/ink" xmlns:am3d="http://schemas.microsoft.com/office/drawing/2017/model3d" xmlns:o="urn:schemas-microsoft-com:office:office" xmlns:oel="http://schemas.microsoft.com/office/2019/extlst" xmlns:r="http://schemas.openxmlformats.org/officeDocument/2006/relationships" xmlns:m="http://schemas.openxmlformats.org/officeDocument/2006/math" xmlns:v="urn:schemas-microsoft-com:vml" xmlns:wp14="http://schemas.microsoft.com/office/word/2010/wordprocessingDrawing" xmlns:wp="http://schemas.openxmlformats.org/drawingml/2006/wordprocessingDrawing" xmlns:w10="urn:schemas-microsoft-com:office:word" xmlns:w="http://schemas.openxmlformats.org/wordprocessingml/2006/main" xmlns:w14="http://schemas.microsoft.com/office/word/2010/wordml" xmlns:w15="http://schemas.microsoft.com/office/word/2012/wordml" xmlns:w16cex="http://schemas.microsoft.com/office/word/2018/wordml/cex" xmlns:w16cid="http://schemas.microsoft.com/office/word/2016/wordml/cid" xmlns:w16="http://schemas.microsoft.com/office/word/2018/wordml" xmlns:w16sdtdh="http://schemas.microsoft.com/office/word/2020/wordml/sdtdatahash" xmlns:w16se="http://schemas.microsoft.com/office/word/2015/wordml/symex" xmlns:wpg="http://schemas.microsoft.com/office/word/2010/wordprocessingGroup" xmlns:wpi="http://schemas.microsoft.com/office/word/2010/wordprocessingInk" xmlns:wne="http://schemas.microsoft.com/office/word/2006/wordml" xmlns:wps="http://schemas.microsoft.com/office/word/2010/wordprocessingShape" mc:Ignorable="w14 w15 w16se w16cid w16 w16cex w16sdtdh wp14">
+<w:document xmlns:wpc="http://schemas.microsoft.com/office/word/2010/wordprocessingCanvas" xmlns:cx="http://schemas.microsoft.com/office/drawing/2014/chartex" xmlns:cx1="http://schemas.microsoft.com/office/drawing/2015/9/8/chartex" xmlns:cx2="http://schemas.microsoft.com/office/drawing/2015/10/21/chartex" xmlns:cx3="http://schemas.microsoft.com/office/drawing/2016/5/9/chartex" xmlns:cx4="http://schemas.microsoft.com/office/drawing/2016/5/10/chartex" xmlns:cx5="http://schemas.microsoft.com/office/drawing/2016/5/11/chartex" xmlns:cx6="http://schemas.microsoft.com/office/drawing/2016/5/12/chartex" xmlns:cx7="http://schemas.microsoft.com/office/drawing/2016/5/13/chartex" xmlns:cx8="http://schemas.microsoft.com/office/drawing/2016/5/14/chartex" xmlns:mc="http://schemas.openxmlformats.org/markup-compatibility/2006" xmlns:aink="http://schemas.microsoft.com/office/drawing/2016/ink" xmlns:am3d="http://schemas.microsoft.com/office/drawing/2017/model3d" xmlns:o="urn:schemas-microsoft-com:office:office" xmlns:oel="http://schemas.microsoft.com/office/2019/extlst" xmlns:r="http://schemas.openxmlformats.org/officeDocument/2006/relationships" xmlns:m="http://schemas.openxmlformats.org/officeDocument/2006/math" xmlns:v="urn:schemas-microsoft-com:vml" xmlns:wp14="http://schemas.microsoft.com/office/word/2010/wordprocessingDrawing" xmlns:wp="http://schemas.openxmlformats.org/drawingml/2006/wordprocessingDrawing" xmlns:w10="urn:schemas-microsoft-com:office:word" xmlns:w="http://schemas.openxmlformats.org/wordprocessingml/2006/main" xmlns:w14="http://schemas.microsoft.com/office/word/2010/wordml" xmlns:w15="http://schemas.microsoft.com/office/word/2012/wordml" xmlns:w16cex="http://schemas.microsoft.com/office/word/2018/wordml/cex" xmlns:w16cid="http://schemas.microsoft.com/office/word/2016/wordml/cid" xmlns:w16="http://schemas.microsoft.com/office/word/2018/wordml" xmlns:w16du="http://schemas.microsoft.com/office/word/2023/wordml/word16du" xmlns:w16sdtdh="http://schemas.microsoft.com/office/word/2020/wordml/sdtdatahash" xmlns:w16sdtfl="http://schemas.microsoft.com/office/word/2024/wordml/sdtformatlock" xmlns:w16se="http://schemas.microsoft.com/office/word/2015/wordml/symex" xmlns:wpg="http://schemas.microsoft.com/office/word/2010/wordprocessingGroup" xmlns:wpi="http://schemas.microsoft.com/office/word/2010/wordprocessingInk" xmlns:wne="http://schemas.microsoft.com/office/word/2006/wordml" xmlns:wps="http://schemas.microsoft.com/office/word/2010/wordprocessingShape" mc:Ignorable="w14 w15 w16se w16cid w16 w16cex w16sdtdh w16sdtfl w16du wp14">
   <w:body>
     <w:tbl>
       <w:tblPr>
@@ -52,25 +52,33 @@
                 <w:sz w:val="23"/>
                 <w:szCs w:val="23"/>
               </w:rPr>
-              <w:t>Track 02</w:t>
+              <w:t xml:space="preserve">Guide: </w:t>
             </w:r>
             <w:r>
               <w:rPr>
                 <w:rFonts w:ascii="Source Sans 3" w:hAnsi="Source Sans 3"/>
-                <w:b/>
-                <w:bCs/>
-                <w:sz w:val="23"/>
-                <w:szCs w:val="23"/>
-              </w:rPr>
-              <w:t xml:space="preserve">: </w:t>
+                <w:sz w:val="23"/>
+                <w:szCs w:val="23"/>
+              </w:rPr>
+              <w:t xml:space="preserve">Ladies and gentlemen, welcome to the Museum of London Life. My name's Peter, and I'll be your guide, taking you through your exciting visit, which lasts for approximately ninety minutes, and traces the history of this vast and ever-changing city. But before we eventually arrive back here in the present, we begin our </w:t>
             </w:r>
+            <w:proofErr w:type="gramStart"/>
             <w:r>
               <w:rPr>
                 <w:rFonts w:ascii="Source Sans 3" w:hAnsi="Source Sans 3"/>
                 <w:sz w:val="23"/>
                 <w:szCs w:val="23"/>
               </w:rPr>
-              <w:t xml:space="preserve">Ladies and gentlemen, welcome to the Museum of London Life. My name's Peter, and I'll be your guide, taking you through your exciting visit, which lasts for approximately ninety minutes, and traces the history of this vast and ever-changing city. But before we eventually arrive back here in the present, we begin our walk in </w:t>
+              <w:t>walk in</w:t>
+            </w:r>
+            <w:proofErr w:type="gramEnd"/>
+            <w:r>
+              <w:rPr>
+                <w:rFonts w:ascii="Source Sans 3" w:hAnsi="Source Sans 3"/>
+                <w:sz w:val="23"/>
+                <w:szCs w:val="23"/>
+              </w:rPr>
+              <w:t xml:space="preserve"> </w:t>
             </w:r>
             <w:r>
               <w:rPr>
@@ -104,7 +112,25 @@
                 <w:sz w:val="23"/>
                 <w:szCs w:val="23"/>
               </w:rPr>
-              <w:t xml:space="preserve"> men, women and children, looking at how they lived thousands of years ago, when all this around us was fields. At this point, London was little more than a few settlements dotted about here and there. Certainly nothing like the metropolis you see surrounding you today. So, from there, the walk allows you to see the city grow as you progress through the exhibits and take in the fascinating pieces of history that have been found and donated to the museum over the years - including maps, photos, images and thousands of other objects here. And finally, when we leave the part of the exhibition called '</w:t>
+              <w:t xml:space="preserve"> men, women and children, looking at how they lived thousands of years ago, when all this around us was fields. At this point, London was little more than a few settlements dotted about here and there. Certainly nothing like the </w:t>
+            </w:r>
+            <w:proofErr w:type="gramStart"/>
+            <w:r>
+              <w:rPr>
+                <w:rFonts w:ascii="Source Sans 3" w:hAnsi="Source Sans 3"/>
+                <w:sz w:val="23"/>
+                <w:szCs w:val="23"/>
+              </w:rPr>
+              <w:t>metropolis</w:t>
+            </w:r>
+            <w:proofErr w:type="gramEnd"/>
+            <w:r>
+              <w:rPr>
+                <w:rFonts w:ascii="Source Sans 3" w:hAnsi="Source Sans 3"/>
+                <w:sz w:val="23"/>
+                <w:szCs w:val="23"/>
+              </w:rPr>
+              <w:t xml:space="preserve"> you see surrounding you today. So, from there, the walk allows you to see the city grow as you progress through the exhibits and take in the fascinating pieces of history that have been found and donated to the museum over the years - including maps, photos, images and thousands of other objects here. And finally, when we leave the part of the exhibition called '</w:t>
             </w:r>
             <w:r>
               <w:rPr>
@@ -168,7 +194,7 @@
 </file>
 
 <file path=word/styles.xml><?xml version="1.0" encoding="utf-8"?>
-<w:styles xmlns:mc="http://schemas.openxmlformats.org/markup-compatibility/2006" xmlns:r="http://schemas.openxmlformats.org/officeDocument/2006/relationships" xmlns:w="http://schemas.openxmlformats.org/wordprocessingml/2006/main" xmlns:w14="http://schemas.microsoft.com/office/word/2010/wordml" xmlns:w15="http://schemas.microsoft.com/office/word/2012/wordml" xmlns:w16cex="http://schemas.microsoft.com/office/word/2018/wordml/cex" xmlns:w16cid="http://schemas.microsoft.com/office/word/2016/wordml/cid" xmlns:w16="http://schemas.microsoft.com/office/word/2018/wordml" xmlns:w16sdtdh="http://schemas.microsoft.com/office/word/2020/wordml/sdtdatahash" xmlns:w16se="http://schemas.microsoft.com/office/word/2015/wordml/symex" mc:Ignorable="w14 w15 w16se w16cid w16 w16cex w16sdtdh">
+<w:styles xmlns:mc="http://schemas.openxmlformats.org/markup-compatibility/2006" xmlns:r="http://schemas.openxmlformats.org/officeDocument/2006/relationships" xmlns:w="http://schemas.openxmlformats.org/wordprocessingml/2006/main" xmlns:w14="http://schemas.microsoft.com/office/word/2010/wordml" xmlns:w15="http://schemas.microsoft.com/office/word/2012/wordml" xmlns:w16cex="http://schemas.microsoft.com/office/word/2018/wordml/cex" xmlns:w16cid="http://schemas.microsoft.com/office/word/2016/wordml/cid" xmlns:w16="http://schemas.microsoft.com/office/word/2018/wordml" xmlns:w16du="http://schemas.microsoft.com/office/word/2023/wordml/word16du" xmlns:w16sdtdh="http://schemas.microsoft.com/office/word/2020/wordml/sdtdatahash" xmlns:w16sdtfl="http://schemas.microsoft.com/office/word/2024/wordml/sdtformatlock" xmlns:w16se="http://schemas.microsoft.com/office/word/2015/wordml/symex" mc:Ignorable="w14 w15 w16se w16cid w16 w16cex w16sdtdh w16sdtfl w16du">
   <w:docDefaults>
     <w:rPrDefault>
       <w:rPr>
@@ -801,7 +827,6 @@
   <w:style w:type="character" w:default="1" w:styleId="DefaultParagraphFont">
     <w:name w:val="Default Paragraph Font"/>
     <w:uiPriority w:val="1"/>
-    <w:semiHidden/>
     <w:unhideWhenUsed/>
   </w:style>
   <w:style w:type="table" w:default="1" w:styleId="TableNormal">
